--- a/Tailored_CVs/Shinoy_Autodesk_Senior_Growth_Software_Engineer.docx
+++ b/Tailored_CVs/Shinoy_Autodesk_Senior_Growth_Software_Engineer.docx
@@ -70,7 +70,7 @@
           <w:b w:val="0"/>
           <w:sz w:val="19"/>
         </w:rPr>
-        <w:t>I am a software engineer with over 8 years of experience building scalable applications and automating testing processes for financial clients. I have hands-on experience using modern AI tools like Gemini Code Assist to speed up script generation and deployment tasks. I enjoy working across teams to solve complex problems and drive practical product outcomes. Currently based in Amstelveen with a valid EU residence permit, I am ready to start immediately.</w:t>
+        <w:t>I am a QA Automation Engineer with over 8 years of experience building scalable test frameworks and CI/CD pipelines. I have practical experience using AI tools like Gemini Code Assist to streamline workflow and deployment scripts. I am comfortable collaborating with cross-functional teams to validate software features and support product growth.</w:t>
       </w:r>
     </w:p>
     <w:p>
@@ -288,7 +288,7 @@
           <w:b w:val="0"/>
           <w:sz w:val="18"/>
         </w:rPr>
-        <w:t>▸ Built and maintained scalable automation frameworks using Java Selenium and TypeScript Playwright, improving execution efficiency by 20% in microservices architectures.</w:t>
+        <w:t>▸ Migrated automation frameworks using Playwright TypeScript to support microservices workflows and boost execution efficiency.</w:t>
       </w:r>
     </w:p>
     <w:p>
@@ -301,7 +301,7 @@
           <w:b w:val="0"/>
           <w:sz w:val="18"/>
         </w:rPr>
-        <w:t>▸ Streamlined complex test generation and deployment scripts utilizing AI tools like Gemini Code Assist to accelerate delivery cycles.</w:t>
+        <w:t>▸ Architected automated CI/CD pipelines and provisioned infrastructure using AWS, Terraform, and Linux environments.</w:t>
       </w:r>
     </w:p>
     <w:p>
@@ -314,7 +314,7 @@
           <w:b w:val="0"/>
           <w:sz w:val="18"/>
         </w:rPr>
-        <w:t>▸ Partnered with product owners and crossfunctional teams to translate business requirements into technical testing strategies.</w:t>
+        <w:t>▸ Collaborated with product and engineering teams to translate business requirements into technical testing strategies and reduce defect leakage.</w:t>
       </w:r>
     </w:p>
     <w:p>
@@ -327,7 +327,7 @@
           <w:b w:val="0"/>
           <w:sz w:val="18"/>
         </w:rPr>
-        <w:t>▸ Architected automated CI/CD pipelines and provisioned infrastructure using AWS, Terraform, and Linux environments to support continuous delivery.</w:t>
+        <w:t>▸ Streamlined test generation and deployment scripts utilizing AI tools like Gemini Code Assist to accelerate workflows.</w:t>
       </w:r>
     </w:p>
     <w:p>
